--- a/business_document/06_regulatory_whitepapers/DOC-37_CIB_Online_Integration_Dossier.docx
+++ b/business_document/06_regulatory_whitepapers/DOC-37_CIB_Online_Integration_Dossier.docx
@@ -828,7 +828,7 @@
           <w:color w:val="222222"/>
           <w:sz w:val="19"/>
         </w:rPr>
-        <w:t>Real-Time Automated Inquiries:</w:t>
+        <w:t>Real-Time Automated Inquiries: Direct API query triggered from the branch onboarding screen, returning structured credit histories in ~3 seconds (PoC pass criterion &lt; 3.0 s).</w:t>
       </w:r>
       <w:r>
         <w:rPr>
@@ -838,7 +838,6 @@
           <w:color w:val="222222"/>
           <w:sz w:val="19"/>
         </w:rPr>
-        <w:t xml:space="preserve"> Direct API query triggered from the branch onboarding screen, returning structured credit histories in </w:t>
       </w:r>
       <w:r>
         <w:rPr>
@@ -848,7 +847,6 @@
           <w:color w:val="222222"/>
           <w:sz w:val="19"/>
         </w:rPr>
-        <w:t>under 3 seconds</w:t>
       </w:r>
       <w:r>
         <w:rPr>
@@ -858,7 +856,6 @@
           <w:color w:val="222222"/>
           <w:sz w:val="19"/>
         </w:rPr>
-        <w:t>.</w:t>
       </w:r>
     </w:p>
     <w:p>
@@ -1542,7 +1539,7 @@
                 <w:color w:val="222222"/>
                 <w:sz w:val="18"/>
               </w:rPr>
-              <w:t>Automated Schema Validator (Checks 34 mandatory BB regex rules)</w:t>
+              <w:t>Automated Schema Validator (Enforces the CIB validation rule set (see the CIB validation specification))</w:t>
             </w:r>
           </w:p>
         </w:tc>

--- a/business_document/06_regulatory_whitepapers/DOC-37_CIB_Online_Integration_Dossier.docx
+++ b/business_document/06_regulatory_whitepapers/DOC-37_CIB_Online_Integration_Dossier.docx
@@ -1015,17 +1015,7 @@
                 <w:color w:val="1E2660"/>
                 <w:sz w:val="18"/>
               </w:rPr>
-              <w:t xml:space="preserve">System Architecture Specification (Mermaid DSL):  </w:t>
-            </w:r>
-            <w:r>
-              <w:rPr>
-                <w:rFonts w:ascii="Calibri" w:hAnsi="Calibri" w:eastAsia="Calibri"/>
-                <w:b w:val="0"/>
-                <w:i w:val="0"/>
-                <w:color w:val="222222"/>
-                <w:sz w:val="18"/>
-              </w:rPr>
-              <w:t>[Diagram Topology: sequenceDiagram]</w:t>
+              <w:t>System Architecture Specification (Mermaid DSL):  [Diagram Topology: sequenceDiagram]</w:t>
               <w:br/>
               <w:t>sequenceDiagram</w:t>
               <w:br/>
@@ -1037,7 +1027,16 @@
               <w:br/>
               <w:t xml:space="preserve">    participant Gateway as CIB Integration Gateway</w:t>
               <w:br/>
-              <w:t xml:space="preserve">    participant BB as Bangladesh Bank CIB Server</w:t>
+              <w:t xml:space="preserve">    participant BB as Bangladesh Bank CIB Server    Officer-&gt;&gt;ULMS: Submit application (NID consent)    ULMS-&gt;&gt;Gateway: Request CIB inquiry    Gateway-&gt;&gt;BB: Inquiry over leased line    BB--&gt;&gt;Gateway: CIB report (XML)    Gateway--&gt;&gt;ULMS: Parsed report + classification    ULMS--&gt;&gt;Officer: Decision-ready memo</w:t>
+            </w:r>
+            <w:r>
+              <w:rPr>
+                <w:rFonts w:ascii="Calibri" w:hAnsi="Calibri" w:eastAsia="Calibri"/>
+                <w:b w:val="0"/>
+                <w:i w:val="0"/>
+                <w:color w:val="222222"/>
+                <w:sz w:val="18"/>
+              </w:rPr>
             </w:r>
           </w:p>
         </w:tc>
